--- a/templates/presales_template.docx
+++ b/templates/presales_template.docx
@@ -2,6 +2,17 @@
 <file path=word/document.xml><?xml version="1.0" encoding="utf-8"?>
 <w:document xmlns:wpc="http://schemas.microsoft.com/office/word/2010/wordprocessingCanvas" xmlns:cx="http://schemas.microsoft.com/office/drawing/2014/chartex" xmlns:cx1="http://schemas.microsoft.com/office/drawing/2015/9/8/chartex" xmlns:cx2="http://schemas.microsoft.com/office/drawing/2015/10/21/chartex" xmlns:cx3="http://schemas.microsoft.com/office/drawing/2016/5/9/chartex" xmlns:cx4="http://schemas.microsoft.com/office/drawing/2016/5/10/chartex" xmlns:cx5="http://schemas.microsoft.com/office/drawing/2016/5/11/chartex" xmlns:cx6="http://schemas.microsoft.com/office/drawing/2016/5/12/chartex" xmlns:cx7="http://schemas.microsoft.com/office/drawing/2016/5/13/chartex" xmlns:cx8="http://schemas.microsoft.com/office/drawing/2016/5/14/chartex" xmlns:mc="http://schemas.openxmlformats.org/markup-compatibility/2006" xmlns:aink="http://schemas.microsoft.com/office/drawing/2016/ink" xmlns:am3d="http://schemas.microsoft.com/office/drawing/2017/model3d" xmlns:o="urn:schemas-microsoft-com:office:office" xmlns:oel="http://schemas.microsoft.com/office/2019/extlst" xmlns:r="http://schemas.openxmlformats.org/officeDocument/2006/relationships" xmlns:m="http://schemas.openxmlformats.org/officeDocument/2006/math" xmlns:v="urn:schemas-microsoft-com:vml" xmlns:wp14="http://schemas.microsoft.com/office/word/2010/wordprocessingDrawing" xmlns:wp="http://schemas.openxmlformats.org/drawingml/2006/wordprocessingDrawing" xmlns:w10="urn:schemas-microsoft-com:office:word" xmlns:w="http://schemas.openxmlformats.org/wordprocessingml/2006/main" xmlns:w14="http://schemas.microsoft.com/office/word/2010/wordml" xmlns:w15="http://schemas.microsoft.com/office/word/2012/wordml" xmlns:w16cex="http://schemas.microsoft.com/office/word/2018/wordml/cex" xmlns:w16cid="http://schemas.microsoft.com/office/word/2016/wordml/cid" xmlns:w16="http://schemas.microsoft.com/office/word/2018/wordml" xmlns:w16du="http://schemas.microsoft.com/office/word/2023/wordml/word16du" xmlns:w16sdtdh="http://schemas.microsoft.com/office/word/2020/wordml/sdtdatahash" xmlns:w16sdtfl="http://schemas.microsoft.com/office/word/2024/wordml/sdtformatlock" xmlns:w16se="http://schemas.microsoft.com/office/word/2015/wordml/symex" xmlns:wpg="http://schemas.microsoft.com/office/word/2010/wordprocessingGroup" xmlns:wpi="http://schemas.microsoft.com/office/word/2010/wordprocessingInk" xmlns:wne="http://schemas.microsoft.com/office/word/2006/wordml" xmlns:wps="http://schemas.microsoft.com/office/word/2010/wordprocessingShape" mc:Ignorable="w14 w15 w16se w16cid w16 w16cex w16sdtdh w16sdtfl w16du wp14">
   <w:body>
+    <w:p>
+      <w:pPr>
+        <w:rPr>
+          <w:rFonts w:asciiTheme="majorHAnsi" w:eastAsiaTheme="majorEastAsia" w:hAnsiTheme="majorHAnsi" w:cstheme="majorBidi"/>
+          <w:b/>
+          <w:color w:val="5E5E5E" w:themeColor="background2"/>
+          <w:sz w:val="16"/>
+          <w:szCs w:val="18"/>
+        </w:rPr>
+      </w:pPr>
+    </w:p>
     <w:p>
       <w:pPr>
         <w:rPr>
@@ -309,7 +320,6 @@
                     <w:showingPlcHdr/>
                     <w:picture/>
                   </w:sdtPr>
-                  <w:sdtEndPr/>
                   <w:sdtContent/>
                 </w:sdt>
                 <w:r>
@@ -396,11 +406,6 @@
                   <w:dataBinding w:prefixMappings="xmlns:ns0='http://purl.org/dc/elements/1.1/' xmlns:ns1='http://schemas.openxmlformats.org/package/2006/metadata/core-properties' " w:xpath="/ns1:coreProperties[1]/ns0:title[1]" w:storeItemID="{6C3C8BC8-F283-45AE-878A-BAB7291924A1}"/>
                   <w:text w:multiLine="1"/>
                 </w:sdtPr>
-                <w:sdtEndPr>
-                  <w:rPr>
-                    <w:rStyle w:val="TitleChar"/>
-                  </w:rPr>
-                </w:sdtEndPr>
                 <w:sdtContent>
                   <w:p>
                     <w:pPr>
@@ -448,11 +453,6 @@
                   <w:dataBinding w:prefixMappings="xmlns:ns0='http://schemas.openxmlformats.org/package/2006/metadata/core-properties' xmlns:ns1='http://purl.org/dc/elements/1.1/'" w:xpath="/ns0:coreProperties[1]/ns1:subject[1]" w:storeItemID="{6C3C8BC8-F283-45AE-878A-BAB7291924A1}"/>
                   <w:text w:multiLine="1"/>
                 </w:sdtPr>
-                <w:sdtEndPr>
-                  <w:rPr>
-                    <w:rStyle w:val="SubtitleChar"/>
-                  </w:rPr>
-                </w:sdtEndPr>
                 <w:sdtContent>
                   <w:p>
                     <w:pPr>
@@ -740,11 +740,6 @@
                                           <w:dataBinding w:prefixMappings="xmlns:ns0='http://purl.org/dc/elements/1.1/' xmlns:ns1='http://schemas.openxmlformats.org/package/2006/metadata/core-properties' " w:xpath="/ns1:coreProperties[1]/ns0:creator[1]" w:storeItemID="{6C3C8BC8-F283-45AE-878A-BAB7291924A1}"/>
                                           <w:text/>
                                         </w:sdtPr>
-                                        <w:sdtEndPr>
-                                          <w:rPr>
-                                            <w:rStyle w:val="DateChar"/>
-                                          </w:rPr>
-                                        </w:sdtEndPr>
                                         <w:sdtContent>
                                           <w:r>
                                             <w:rPr>
@@ -871,11 +866,6 @@
                                     <w:dataBinding w:prefixMappings="xmlns:ns0='http://purl.org/dc/elements/1.1/' xmlns:ns1='http://schemas.openxmlformats.org/package/2006/metadata/core-properties' " w:xpath="/ns1:coreProperties[1]/ns0:creator[1]" w:storeItemID="{6C3C8BC8-F283-45AE-878A-BAB7291924A1}"/>
                                     <w:text/>
                                   </w:sdtPr>
-                                  <w:sdtEndPr>
-                                    <w:rPr>
-                                      <w:rStyle w:val="DateChar"/>
-                                    </w:rPr>
-                                  </w:sdtEndPr>
                                   <w:sdtContent>
                                     <w:r>
                                       <w:rPr>
@@ -1150,7 +1140,85 @@
               <w:szCs w:val="16"/>
               <w:lang w:val="en-US"/>
             </w:rPr>
-            <w:t xml:space="preserve">Goal of the document is to centralize information of a Product (service) that allows a sales/presales to respond effectively to a RFI/RFP. </w:t>
+            <w:t xml:space="preserve">Goal of the document is to centralize information </w:t>
+          </w:r>
+          <w:proofErr w:type="gramStart"/>
+          <w:r>
+            <w:rPr>
+              <w:rStyle w:val="Strong"/>
+              <w:b w:val="0"/>
+              <w:bCs w:val="0"/>
+              <w:color w:val="auto"/>
+              <w:sz w:val="16"/>
+              <w:szCs w:val="16"/>
+              <w:lang w:val="en-US"/>
+            </w:rPr>
+            <w:t>of</w:t>
+          </w:r>
+          <w:proofErr w:type="gramEnd"/>
+          <w:r>
+            <w:rPr>
+              <w:rStyle w:val="Strong"/>
+              <w:b w:val="0"/>
+              <w:bCs w:val="0"/>
+              <w:color w:val="auto"/>
+              <w:sz w:val="16"/>
+              <w:szCs w:val="16"/>
+              <w:lang w:val="en-US"/>
+            </w:rPr>
+            <w:t xml:space="preserve"> a Product (service) that allows a </w:t>
+          </w:r>
+          <w:proofErr w:type="gramStart"/>
+          <w:r>
+            <w:rPr>
+              <w:rStyle w:val="Strong"/>
+              <w:b w:val="0"/>
+              <w:bCs w:val="0"/>
+              <w:color w:val="auto"/>
+              <w:sz w:val="16"/>
+              <w:szCs w:val="16"/>
+              <w:lang w:val="en-US"/>
+            </w:rPr>
+            <w:t>sales/presales</w:t>
+          </w:r>
+          <w:proofErr w:type="gramEnd"/>
+          <w:r>
+            <w:rPr>
+              <w:rStyle w:val="Strong"/>
+              <w:b w:val="0"/>
+              <w:bCs w:val="0"/>
+              <w:color w:val="auto"/>
+              <w:sz w:val="16"/>
+              <w:szCs w:val="16"/>
+              <w:lang w:val="en-US"/>
+            </w:rPr>
+            <w:t xml:space="preserve"> to respond effectively to </w:t>
+          </w:r>
+          <w:proofErr w:type="gramStart"/>
+          <w:r>
+            <w:rPr>
+              <w:rStyle w:val="Strong"/>
+              <w:b w:val="0"/>
+              <w:bCs w:val="0"/>
+              <w:color w:val="auto"/>
+              <w:sz w:val="16"/>
+              <w:szCs w:val="16"/>
+              <w:lang w:val="en-US"/>
+            </w:rPr>
+            <w:t>a</w:t>
+          </w:r>
+          <w:proofErr w:type="gramEnd"/>
+          <w:r>
+            <w:rPr>
+              <w:rStyle w:val="Strong"/>
+              <w:b w:val="0"/>
+              <w:bCs w:val="0"/>
+              <w:color w:val="auto"/>
+              <w:sz w:val="16"/>
+              <w:szCs w:val="16"/>
+              <w:lang w:val="en-US"/>
+            </w:rPr>
+            <w:t xml:space="preserve"> RFI/RFP. </w:t>
           </w:r>
         </w:p>
         <w:p>
@@ -1206,7 +1274,33 @@
               <w:szCs w:val="16"/>
               <w:lang w:val="en-US"/>
             </w:rPr>
-            <w:t>A first enumeration for this chapter is given below, more sections can be added if needed (or sections can be deleted if irrelevant).</w:t>
+            <w:t xml:space="preserve">A first enumeration for this chapter is given </w:t>
+          </w:r>
+          <w:proofErr w:type="gramStart"/>
+          <w:r>
+            <w:rPr>
+              <w:rStyle w:val="Strong"/>
+              <w:b w:val="0"/>
+              <w:bCs w:val="0"/>
+              <w:color w:val="auto"/>
+              <w:sz w:val="16"/>
+              <w:szCs w:val="16"/>
+              <w:lang w:val="en-US"/>
+            </w:rPr>
+            <w:t>below,</w:t>
+          </w:r>
+          <w:proofErr w:type="gramEnd"/>
+          <w:r>
+            <w:rPr>
+              <w:rStyle w:val="Strong"/>
+              <w:b w:val="0"/>
+              <w:bCs w:val="0"/>
+              <w:color w:val="auto"/>
+              <w:sz w:val="16"/>
+              <w:szCs w:val="16"/>
+              <w:lang w:val="en-US"/>
+            </w:rPr>
+            <w:t xml:space="preserve"> more sections can be added if needed (or sections can be deleted if irrelevant).</w:t>
           </w:r>
         </w:p>
         <w:p>
@@ -1641,7 +1735,59 @@
               <w:szCs w:val="16"/>
               <w:lang w:val="en-US"/>
             </w:rPr>
-            <w:t xml:space="preserve"> document itself is not customer facing, but sections can be copied into another customer facing document (typically an offer)</w:t>
+            <w:t xml:space="preserve"> document itself is not </w:t>
+          </w:r>
+          <w:proofErr w:type="gramStart"/>
+          <w:r>
+            <w:rPr>
+              <w:rStyle w:val="Strong"/>
+              <w:b w:val="0"/>
+              <w:bCs w:val="0"/>
+              <w:color w:val="auto"/>
+              <w:sz w:val="16"/>
+              <w:szCs w:val="16"/>
+              <w:lang w:val="en-US"/>
+            </w:rPr>
+            <w:t>customer facing</w:t>
+          </w:r>
+          <w:proofErr w:type="gramEnd"/>
+          <w:r>
+            <w:rPr>
+              <w:rStyle w:val="Strong"/>
+              <w:b w:val="0"/>
+              <w:bCs w:val="0"/>
+              <w:color w:val="auto"/>
+              <w:sz w:val="16"/>
+              <w:szCs w:val="16"/>
+              <w:lang w:val="en-US"/>
+            </w:rPr>
+            <w:t xml:space="preserve">, but sections can be copied into another </w:t>
+          </w:r>
+          <w:proofErr w:type="gramStart"/>
+          <w:r>
+            <w:rPr>
+              <w:rStyle w:val="Strong"/>
+              <w:b w:val="0"/>
+              <w:bCs w:val="0"/>
+              <w:color w:val="auto"/>
+              <w:sz w:val="16"/>
+              <w:szCs w:val="16"/>
+              <w:lang w:val="en-US"/>
+            </w:rPr>
+            <w:t>customer facing</w:t>
+          </w:r>
+          <w:proofErr w:type="gramEnd"/>
+          <w:r>
+            <w:rPr>
+              <w:rStyle w:val="Strong"/>
+              <w:b w:val="0"/>
+              <w:bCs w:val="0"/>
+              <w:color w:val="auto"/>
+              <w:sz w:val="16"/>
+              <w:szCs w:val="16"/>
+              <w:lang w:val="en-US"/>
+            </w:rPr>
+            <w:t xml:space="preserve"> document (typically an offer)</w:t>
           </w:r>
         </w:p>
         <w:p>
@@ -1679,7 +1825,29 @@
               <w:szCs w:val="16"/>
               <w:lang w:val="en-US"/>
             </w:rPr>
-            <w:t>bdivided in three chapters:</w:t>
+            <w:t xml:space="preserve">bdivided </w:t>
+          </w:r>
+          <w:proofErr w:type="gramStart"/>
+          <w:r>
+            <w:rPr>
+              <w:rStyle w:val="Strong"/>
+              <w:color w:val="auto"/>
+              <w:sz w:val="16"/>
+              <w:szCs w:val="16"/>
+              <w:lang w:val="en-US"/>
+            </w:rPr>
+            <w:t>in</w:t>
+          </w:r>
+          <w:proofErr w:type="gramEnd"/>
+          <w:r>
+            <w:rPr>
+              <w:rStyle w:val="Strong"/>
+              <w:color w:val="auto"/>
+              <w:sz w:val="16"/>
+              <w:szCs w:val="16"/>
+              <w:lang w:val="en-US"/>
+            </w:rPr>
+            <w:t xml:space="preserve"> three chapters:</w:t>
           </w:r>
         </w:p>
         <w:p>
@@ -1741,6 +1909,7 @@
             </w:rPr>
             <w:t xml:space="preserve"> </w:t>
           </w:r>
+          <w:proofErr w:type="gramStart"/>
           <w:r>
             <w:rPr>
               <w:rStyle w:val="Strong"/>
@@ -1753,7 +1922,22 @@
               <w:szCs w:val="16"/>
               <w:lang w:val="en-US"/>
             </w:rPr>
-            <w:t xml:space="preserve">contains a predefined list of sections </w:t>
+            <w:t>contains</w:t>
+          </w:r>
+          <w:proofErr w:type="gramEnd"/>
+          <w:r>
+            <w:rPr>
+              <w:rStyle w:val="Strong"/>
+              <w:b w:val="0"/>
+              <w:bCs w:val="0"/>
+              <w:i/>
+              <w:iCs/>
+              <w:color w:val="auto"/>
+              <w:sz w:val="16"/>
+              <w:szCs w:val="16"/>
+              <w:lang w:val="en-US"/>
+            </w:rPr>
+            <w:t xml:space="preserve"> a predefined list of sections </w:t>
           </w:r>
           <w:r>
             <w:rPr>
@@ -1865,8 +2049,9 @@
               <w:szCs w:val="16"/>
               <w:lang w:val="en-US"/>
             </w:rPr>
-            <w:t>Additional offer sections:</w:t>
+            <w:t xml:space="preserve">Additional offer </w:t>
           </w:r>
+          <w:proofErr w:type="gramStart"/>
           <w:r>
             <w:rPr>
               <w:rStyle w:val="Strong"/>
@@ -1875,8 +2060,20 @@
               <w:szCs w:val="16"/>
               <w:lang w:val="en-US"/>
             </w:rPr>
+            <w:t>sections:</w:t>
+          </w:r>
+          <w:proofErr w:type="gramEnd"/>
+          <w:r>
+            <w:rPr>
+              <w:rStyle w:val="Strong"/>
+              <w:color w:val="auto"/>
+              <w:sz w:val="16"/>
+              <w:szCs w:val="16"/>
+              <w:lang w:val="en-US"/>
+            </w:rPr>
             <w:t xml:space="preserve"> </w:t>
           </w:r>
+          <w:proofErr w:type="gramStart"/>
           <w:r>
             <w:rPr>
               <w:rStyle w:val="Strong"/>
@@ -1889,7 +2086,22 @@
               <w:szCs w:val="16"/>
               <w:lang w:val="en-US"/>
             </w:rPr>
-            <w:t xml:space="preserve">contains additional sections that </w:t>
+            <w:t>contains</w:t>
+          </w:r>
+          <w:proofErr w:type="gramEnd"/>
+          <w:r>
+            <w:rPr>
+              <w:rStyle w:val="Strong"/>
+              <w:b w:val="0"/>
+              <w:bCs w:val="0"/>
+              <w:i/>
+              <w:iCs/>
+              <w:color w:val="auto"/>
+              <w:sz w:val="16"/>
+              <w:szCs w:val="16"/>
+              <w:lang w:val="en-US"/>
+            </w:rPr>
+            <w:t xml:space="preserve"> additional sections that </w:t>
           </w:r>
           <w:r>
             <w:rPr>
@@ -2013,8 +2225,9 @@
               <w:szCs w:val="16"/>
               <w:lang w:val="en-US"/>
             </w:rPr>
-            <w:t>Other documents for offer input</w:t>
+            <w:t xml:space="preserve">Other documents for offer </w:t>
           </w:r>
+          <w:proofErr w:type="gramStart"/>
           <w:r>
             <w:rPr>
               <w:rStyle w:val="Strong"/>
@@ -2023,7 +2236,28 @@
               <w:szCs w:val="16"/>
               <w:lang w:val="en-US"/>
             </w:rPr>
-            <w:t xml:space="preserve">: </w:t>
+            <w:t>input</w:t>
+          </w:r>
+          <w:r>
+            <w:rPr>
+              <w:rStyle w:val="Strong"/>
+              <w:color w:val="auto"/>
+              <w:sz w:val="16"/>
+              <w:szCs w:val="16"/>
+              <w:lang w:val="en-US"/>
+            </w:rPr>
+            <w:t>:</w:t>
+          </w:r>
+          <w:proofErr w:type="gramEnd"/>
+          <w:r>
+            <w:rPr>
+              <w:rStyle w:val="Strong"/>
+              <w:color w:val="auto"/>
+              <w:sz w:val="16"/>
+              <w:szCs w:val="16"/>
+              <w:lang w:val="en-US"/>
+            </w:rPr>
+            <w:t xml:space="preserve"> </w:t>
           </w:r>
           <w:r>
             <w:rPr>
@@ -2094,7 +2328,33 @@
               <w:szCs w:val="16"/>
               <w:lang w:val="en-US"/>
             </w:rPr>
-            <w:t xml:space="preserve">When copy pasting offer sections from this document, </w:t>
+            <w:t xml:space="preserve">When </w:t>
+          </w:r>
+          <w:proofErr w:type="gramStart"/>
+          <w:r>
+            <w:rPr>
+              <w:rStyle w:val="Strong"/>
+              <w:b w:val="0"/>
+              <w:bCs w:val="0"/>
+              <w:color w:val="auto"/>
+              <w:sz w:val="16"/>
+              <w:szCs w:val="16"/>
+              <w:lang w:val="en-US"/>
+            </w:rPr>
+            <w:t>copy pasting</w:t>
+          </w:r>
+          <w:proofErr w:type="gramEnd"/>
+          <w:r>
+            <w:rPr>
+              <w:rStyle w:val="Strong"/>
+              <w:b w:val="0"/>
+              <w:bCs w:val="0"/>
+              <w:color w:val="auto"/>
+              <w:sz w:val="16"/>
+              <w:szCs w:val="16"/>
+              <w:lang w:val="en-US"/>
+            </w:rPr>
+            <w:t xml:space="preserve"> offer sections from this document, </w:t>
           </w:r>
           <w:r>
             <w:rPr>
@@ -2149,11 +2409,6 @@
               <w:dataBinding w:prefixMappings="xmlns:ns0='http://schemas.openxmlformats.org/officeDocument/2006/extended-properties' " w:xpath="/ns0:Properties[1]/ns0:Company[1]" w:storeItemID="{6668398D-A668-4E3E-A5EB-62B293D839F1}"/>
               <w:text/>
             </w:sdtPr>
-            <w:sdtEndPr>
-              <w:rPr>
-                <w:rStyle w:val="Strong"/>
-              </w:rPr>
-            </w:sdtEndPr>
             <w:sdtContent>
               <w:r>
                 <w:rPr>
@@ -2262,7 +2517,6 @@
               <w:dataBinding w:prefixMappings="xmlns:ns0='http://purl.org/dc/elements/1.1/' xmlns:ns1='http://schemas.openxmlformats.org/package/2006/metadata/core-properties' " w:xpath="/ns1:coreProperties[1]/ns0:title[1]" w:storeItemID="{6C3C8BC8-F283-45AE-878A-BAB7291924A1}"/>
               <w:text/>
             </w:sdtPr>
-            <w:sdtEndPr/>
             <w:sdtContent>
               <w:r>
                 <w:rPr>
@@ -2319,7 +2573,6 @@
               <w:dataBinding w:prefixMappings="xmlns:ns0='http://purl.org/dc/elements/1.1/' xmlns:ns1='http://schemas.openxmlformats.org/package/2006/metadata/core-properties' " w:xpath="/ns1:coreProperties[1]/ns0:creator[1]" w:storeItemID="{6C3C8BC8-F283-45AE-878A-BAB7291924A1}"/>
               <w:text/>
             </w:sdtPr>
-            <w:sdtEndPr/>
             <w:sdtContent>
               <w:r>
                 <w:rPr>
@@ -2416,7 +2669,31 @@
               <w:szCs w:val="16"/>
               <w:lang w:val="en-US"/>
             </w:rPr>
-            <w:t xml:space="preserve">short in the beginning, is a living part of the document and will be updated </w:t>
+            <w:t xml:space="preserve">short in the beginning, </w:t>
+          </w:r>
+          <w:proofErr w:type="gramStart"/>
+          <w:r>
+            <w:rPr>
+              <w:rFonts w:eastAsiaTheme="minorEastAsia"/>
+              <w:i/>
+              <w:iCs/>
+              <w:sz w:val="16"/>
+              <w:szCs w:val="16"/>
+              <w:lang w:val="en-US"/>
+            </w:rPr>
+            <w:t>is</w:t>
+          </w:r>
+          <w:proofErr w:type="gramEnd"/>
+          <w:r>
+            <w:rPr>
+              <w:rFonts w:eastAsiaTheme="minorEastAsia"/>
+              <w:i/>
+              <w:iCs/>
+              <w:sz w:val="16"/>
+              <w:szCs w:val="16"/>
+              <w:lang w:val="en-US"/>
+            </w:rPr>
+            <w:t xml:space="preserve"> a living part of the document and will be updated </w:t>
           </w:r>
           <w:r>
             <w:rPr>
@@ -2555,7 +2832,27 @@
               <w:szCs w:val="16"/>
               <w:lang w:val="en-US"/>
             </w:rPr>
-            <w:t xml:space="preserve">for product mgmt.. </w:t>
+            <w:t xml:space="preserve">for product </w:t>
+          </w:r>
+          <w:proofErr w:type="gramStart"/>
+          <w:r>
+            <w:rPr>
+              <w:rFonts w:eastAsiaTheme="minorEastAsia"/>
+              <w:sz w:val="16"/>
+              <w:szCs w:val="16"/>
+              <w:lang w:val="en-US"/>
+            </w:rPr>
+            <w:t>mgmt..</w:t>
+          </w:r>
+          <w:proofErr w:type="gramEnd"/>
+          <w:r>
+            <w:rPr>
+              <w:rFonts w:eastAsiaTheme="minorEastAsia"/>
+              <w:sz w:val="16"/>
+              <w:szCs w:val="16"/>
+              <w:lang w:val="en-US"/>
+            </w:rPr>
+            <w:t xml:space="preserve"> </w:t>
           </w:r>
           <w:r>
             <w:rPr>
@@ -2683,7 +2980,6 @@
               <w:dataBinding w:prefixMappings="xmlns:ns0='http://schemas.openxmlformats.org/officeDocument/2006/extended-properties' " w:xpath="/ns0:Properties[1]/ns0:Company[1]" w:storeItemID="{6668398D-A668-4E3E-A5EB-62B293D839F1}"/>
               <w:text/>
             </w:sdtPr>
-            <w:sdtEndPr/>
             <w:sdtContent>
               <w:r>
                 <w:rPr>
@@ -3452,7 +3748,6 @@
                   <w:kern w:val="2"/>
                   <w:sz w:val="24"/>
                   <w:szCs w:val="24"/>
-                  <w:lang/>
                   <w14:ligatures w14:val="standardContextual"/>
                 </w:rPr>
               </w:pPr>
@@ -3498,7 +3793,6 @@
                     <w:kern w:val="2"/>
                     <w:sz w:val="24"/>
                     <w:szCs w:val="24"/>
-                    <w:lang/>
                     <w14:ligatures w14:val="standardContextual"/>
                   </w:rPr>
                   <w:tab/>
@@ -3559,7 +3853,6 @@
                   <w:kern w:val="2"/>
                   <w:sz w:val="24"/>
                   <w:szCs w:val="24"/>
-                  <w:lang/>
                   <w14:ligatures w14:val="standardContextual"/>
                 </w:rPr>
               </w:pPr>
@@ -3575,7 +3868,6 @@
                     <w:kern w:val="2"/>
                     <w:sz w:val="24"/>
                     <w:szCs w:val="24"/>
-                    <w:lang/>
                     <w14:ligatures w14:val="standardContextual"/>
                   </w:rPr>
                   <w:tab/>
@@ -3636,7 +3928,6 @@
                   <w:kern w:val="2"/>
                   <w:sz w:val="24"/>
                   <w:szCs w:val="24"/>
-                  <w:lang/>
                   <w14:ligatures w14:val="standardContextual"/>
                 </w:rPr>
               </w:pPr>
@@ -3652,7 +3943,6 @@
                     <w:kern w:val="2"/>
                     <w:sz w:val="24"/>
                     <w:szCs w:val="24"/>
-                    <w:lang/>
                     <w14:ligatures w14:val="standardContextual"/>
                   </w:rPr>
                   <w:tab/>
@@ -3713,7 +4003,6 @@
                   <w:kern w:val="2"/>
                   <w:sz w:val="24"/>
                   <w:szCs w:val="24"/>
-                  <w:lang/>
                   <w14:ligatures w14:val="standardContextual"/>
                 </w:rPr>
               </w:pPr>
@@ -3729,7 +4018,6 @@
                     <w:kern w:val="2"/>
                     <w:sz w:val="24"/>
                     <w:szCs w:val="24"/>
-                    <w:lang/>
                     <w14:ligatures w14:val="standardContextual"/>
                   </w:rPr>
                   <w:tab/>
@@ -3790,7 +4078,6 @@
                   <w:kern w:val="2"/>
                   <w:sz w:val="24"/>
                   <w:szCs w:val="24"/>
-                  <w:lang/>
                   <w14:ligatures w14:val="standardContextual"/>
                 </w:rPr>
               </w:pPr>
@@ -3806,7 +4093,6 @@
                     <w:kern w:val="2"/>
                     <w:sz w:val="24"/>
                     <w:szCs w:val="24"/>
-                    <w:lang/>
                     <w14:ligatures w14:val="standardContextual"/>
                   </w:rPr>
                   <w:tab/>
@@ -3867,7 +4153,6 @@
                   <w:kern w:val="2"/>
                   <w:sz w:val="24"/>
                   <w:szCs w:val="24"/>
-                  <w:lang/>
                   <w14:ligatures w14:val="standardContextual"/>
                 </w:rPr>
               </w:pPr>
@@ -3883,7 +4168,6 @@
                     <w:kern w:val="2"/>
                     <w:sz w:val="24"/>
                     <w:szCs w:val="24"/>
-                    <w:lang/>
                     <w14:ligatures w14:val="standardContextual"/>
                   </w:rPr>
                   <w:tab/>
@@ -3947,7 +4231,6 @@
                   <w:kern w:val="2"/>
                   <w:sz w:val="24"/>
                   <w:szCs w:val="24"/>
-                  <w:lang/>
                   <w14:ligatures w14:val="standardContextual"/>
                 </w:rPr>
               </w:pPr>
@@ -3966,7 +4249,6 @@
                     <w:kern w:val="2"/>
                     <w:sz w:val="24"/>
                     <w:szCs w:val="24"/>
-                    <w:lang/>
                     <w14:ligatures w14:val="standardContextual"/>
                   </w:rPr>
                   <w:tab/>
@@ -4027,7 +4309,6 @@
                   <w:kern w:val="2"/>
                   <w:sz w:val="24"/>
                   <w:szCs w:val="24"/>
-                  <w:lang/>
                   <w14:ligatures w14:val="standardContextual"/>
                 </w:rPr>
               </w:pPr>
@@ -4044,7 +4325,6 @@
                     <w:kern w:val="2"/>
                     <w:sz w:val="24"/>
                     <w:szCs w:val="24"/>
-                    <w:lang/>
                     <w14:ligatures w14:val="standardContextual"/>
                   </w:rPr>
                   <w:tab/>
@@ -4115,7 +4395,6 @@
                   <w:kern w:val="2"/>
                   <w:sz w:val="24"/>
                   <w:szCs w:val="24"/>
-                  <w:lang/>
                   <w14:ligatures w14:val="standardContextual"/>
                 </w:rPr>
               </w:pPr>
@@ -4132,7 +4411,6 @@
                     <w:kern w:val="2"/>
                     <w:sz w:val="24"/>
                     <w:szCs w:val="24"/>
-                    <w:lang/>
                     <w14:ligatures w14:val="standardContextual"/>
                   </w:rPr>
                   <w:tab/>
@@ -4194,7 +4472,6 @@
                   <w:kern w:val="2"/>
                   <w:sz w:val="24"/>
                   <w:szCs w:val="24"/>
-                  <w:lang/>
                   <w14:ligatures w14:val="standardContextual"/>
                 </w:rPr>
               </w:pPr>
@@ -4213,7 +4490,6 @@
                     <w:kern w:val="2"/>
                     <w:sz w:val="24"/>
                     <w:szCs w:val="24"/>
-                    <w:lang/>
                     <w14:ligatures w14:val="standardContextual"/>
                   </w:rPr>
                   <w:tab/>
@@ -4284,7 +4560,6 @@
                   <w:kern w:val="2"/>
                   <w:sz w:val="24"/>
                   <w:szCs w:val="24"/>
-                  <w:lang/>
                   <w14:ligatures w14:val="standardContextual"/>
                 </w:rPr>
               </w:pPr>
@@ -4301,7 +4576,6 @@
                     <w:kern w:val="2"/>
                     <w:sz w:val="24"/>
                     <w:szCs w:val="24"/>
-                    <w:lang/>
                     <w14:ligatures w14:val="standardContextual"/>
                   </w:rPr>
                   <w:tab/>
@@ -4363,7 +4637,6 @@
                   <w:kern w:val="2"/>
                   <w:sz w:val="24"/>
                   <w:szCs w:val="24"/>
-                  <w:lang/>
                   <w14:ligatures w14:val="standardContextual"/>
                 </w:rPr>
               </w:pPr>
@@ -4380,7 +4653,6 @@
                     <w:kern w:val="2"/>
                     <w:sz w:val="24"/>
                     <w:szCs w:val="24"/>
-                    <w:lang/>
                     <w14:ligatures w14:val="standardContextual"/>
                   </w:rPr>
                   <w:tab/>
@@ -4442,7 +4714,6 @@
                   <w:kern w:val="2"/>
                   <w:sz w:val="24"/>
                   <w:szCs w:val="24"/>
-                  <w:lang/>
                   <w14:ligatures w14:val="standardContextual"/>
                 </w:rPr>
               </w:pPr>
@@ -4459,7 +4730,6 @@
                     <w:kern w:val="2"/>
                     <w:sz w:val="24"/>
                     <w:szCs w:val="24"/>
-                    <w:lang/>
                     <w14:ligatures w14:val="standardContextual"/>
                   </w:rPr>
                   <w:tab/>
@@ -4521,7 +4791,6 @@
                   <w:kern w:val="2"/>
                   <w:sz w:val="24"/>
                   <w:szCs w:val="24"/>
-                  <w:lang/>
                   <w14:ligatures w14:val="standardContextual"/>
                 </w:rPr>
               </w:pPr>
@@ -4538,7 +4807,6 @@
                     <w:kern w:val="2"/>
                     <w:sz w:val="24"/>
                     <w:szCs w:val="24"/>
-                    <w:lang/>
                     <w14:ligatures w14:val="standardContextual"/>
                   </w:rPr>
                   <w:tab/>
@@ -4600,7 +4868,6 @@
                   <w:kern w:val="2"/>
                   <w:sz w:val="24"/>
                   <w:szCs w:val="24"/>
-                  <w:lang/>
                   <w14:ligatures w14:val="standardContextual"/>
                 </w:rPr>
               </w:pPr>
@@ -4616,7 +4883,6 @@
                     <w:kern w:val="2"/>
                     <w:sz w:val="24"/>
                     <w:szCs w:val="24"/>
-                    <w:lang/>
                     <w14:ligatures w14:val="standardContextual"/>
                   </w:rPr>
                   <w:tab/>
@@ -4677,7 +4943,6 @@
                   <w:kern w:val="2"/>
                   <w:sz w:val="24"/>
                   <w:szCs w:val="24"/>
-                  <w:lang/>
                   <w14:ligatures w14:val="standardContextual"/>
                 </w:rPr>
               </w:pPr>
@@ -4698,7 +4963,6 @@
                     <w:kern w:val="2"/>
                     <w:sz w:val="24"/>
                     <w:szCs w:val="24"/>
-                    <w:lang/>
                     <w14:ligatures w14:val="standardContextual"/>
                   </w:rPr>
                   <w:tab/>
@@ -4764,7 +5028,6 @@
                   <w:kern w:val="2"/>
                   <w:sz w:val="24"/>
                   <w:szCs w:val="24"/>
-                  <w:lang/>
                   <w14:ligatures w14:val="standardContextual"/>
                 </w:rPr>
               </w:pPr>
@@ -4781,7 +5044,6 @@
                     <w:kern w:val="2"/>
                     <w:sz w:val="24"/>
                     <w:szCs w:val="24"/>
-                    <w:lang/>
                     <w14:ligatures w14:val="standardContextual"/>
                   </w:rPr>
                   <w:tab/>
@@ -4843,7 +5105,6 @@
                   <w:kern w:val="2"/>
                   <w:sz w:val="24"/>
                   <w:szCs w:val="24"/>
-                  <w:lang/>
                   <w14:ligatures w14:val="standardContextual"/>
                 </w:rPr>
               </w:pPr>
@@ -4860,7 +5121,6 @@
                     <w:kern w:val="2"/>
                     <w:sz w:val="24"/>
                     <w:szCs w:val="24"/>
-                    <w:lang/>
                     <w14:ligatures w14:val="standardContextual"/>
                   </w:rPr>
                   <w:tab/>
@@ -4931,7 +5191,6 @@
                   <w:kern w:val="2"/>
                   <w:sz w:val="24"/>
                   <w:szCs w:val="24"/>
-                  <w:lang/>
                   <w14:ligatures w14:val="standardContextual"/>
                 </w:rPr>
               </w:pPr>
@@ -4948,7 +5207,6 @@
                     <w:kern w:val="2"/>
                     <w:sz w:val="24"/>
                     <w:szCs w:val="24"/>
-                    <w:lang/>
                     <w14:ligatures w14:val="standardContextual"/>
                   </w:rPr>
                   <w:tab/>
@@ -5010,7 +5268,6 @@
                   <w:kern w:val="2"/>
                   <w:sz w:val="24"/>
                   <w:szCs w:val="24"/>
-                  <w:lang/>
                   <w14:ligatures w14:val="standardContextual"/>
                 </w:rPr>
               </w:pPr>
@@ -5027,7 +5284,6 @@
                     <w:kern w:val="2"/>
                     <w:sz w:val="24"/>
                     <w:szCs w:val="24"/>
-                    <w:lang/>
                     <w14:ligatures w14:val="standardContextual"/>
                   </w:rPr>
                   <w:tab/>
@@ -5089,7 +5345,6 @@
                   <w:kern w:val="2"/>
                   <w:sz w:val="24"/>
                   <w:szCs w:val="24"/>
-                  <w:lang/>
                   <w14:ligatures w14:val="standardContextual"/>
                 </w:rPr>
               </w:pPr>
@@ -5106,7 +5361,6 @@
                     <w:kern w:val="2"/>
                     <w:sz w:val="24"/>
                     <w:szCs w:val="24"/>
-                    <w:lang/>
                     <w14:ligatures w14:val="standardContextual"/>
                   </w:rPr>
                   <w:tab/>
@@ -5168,7 +5422,6 @@
                   <w:kern w:val="2"/>
                   <w:sz w:val="24"/>
                   <w:szCs w:val="24"/>
-                  <w:lang/>
                   <w14:ligatures w14:val="standardContextual"/>
                 </w:rPr>
               </w:pPr>
@@ -5185,7 +5438,6 @@
                     <w:kern w:val="2"/>
                     <w:sz w:val="24"/>
                     <w:szCs w:val="24"/>
-                    <w:lang/>
                     <w14:ligatures w14:val="standardContextual"/>
                   </w:rPr>
                   <w:tab/>
@@ -5247,7 +5499,6 @@
                   <w:kern w:val="2"/>
                   <w:sz w:val="24"/>
                   <w:szCs w:val="24"/>
-                  <w:lang/>
                   <w14:ligatures w14:val="standardContextual"/>
                 </w:rPr>
               </w:pPr>
@@ -5264,7 +5515,6 @@
                     <w:kern w:val="2"/>
                     <w:sz w:val="24"/>
                     <w:szCs w:val="24"/>
-                    <w:lang/>
                     <w14:ligatures w14:val="standardContextual"/>
                   </w:rPr>
                   <w:tab/>
@@ -5326,7 +5576,6 @@
                   <w:kern w:val="2"/>
                   <w:sz w:val="24"/>
                   <w:szCs w:val="24"/>
-                  <w:lang/>
                   <w14:ligatures w14:val="standardContextual"/>
                 </w:rPr>
               </w:pPr>
@@ -5343,7 +5592,6 @@
                     <w:kern w:val="2"/>
                     <w:sz w:val="24"/>
                     <w:szCs w:val="24"/>
-                    <w:lang/>
                     <w14:ligatures w14:val="standardContextual"/>
                   </w:rPr>
                   <w:tab/>
@@ -5405,7 +5653,6 @@
                   <w:kern w:val="2"/>
                   <w:sz w:val="24"/>
                   <w:szCs w:val="24"/>
-                  <w:lang/>
                   <w14:ligatures w14:val="standardContextual"/>
                 </w:rPr>
               </w:pPr>
@@ -5422,7 +5669,6 @@
                     <w:kern w:val="2"/>
                     <w:sz w:val="24"/>
                     <w:szCs w:val="24"/>
-                    <w:lang/>
                     <w14:ligatures w14:val="standardContextual"/>
                   </w:rPr>
                   <w:tab/>
@@ -5484,7 +5730,6 @@
                   <w:kern w:val="2"/>
                   <w:sz w:val="24"/>
                   <w:szCs w:val="24"/>
-                  <w:lang/>
                   <w14:ligatures w14:val="standardContextual"/>
                 </w:rPr>
               </w:pPr>
@@ -5501,7 +5746,6 @@
                     <w:kern w:val="2"/>
                     <w:sz w:val="24"/>
                     <w:szCs w:val="24"/>
-                    <w:lang/>
                     <w14:ligatures w14:val="standardContextual"/>
                   </w:rPr>
                   <w:tab/>
@@ -5563,7 +5807,6 @@
                   <w:kern w:val="2"/>
                   <w:sz w:val="24"/>
                   <w:szCs w:val="24"/>
-                  <w:lang/>
                   <w14:ligatures w14:val="standardContextual"/>
                 </w:rPr>
               </w:pPr>
@@ -5580,7 +5823,6 @@
                     <w:kern w:val="2"/>
                     <w:sz w:val="24"/>
                     <w:szCs w:val="24"/>
-                    <w:lang/>
                     <w14:ligatures w14:val="standardContextual"/>
                   </w:rPr>
                   <w:tab/>
@@ -5642,7 +5884,6 @@
                   <w:kern w:val="2"/>
                   <w:sz w:val="24"/>
                   <w:szCs w:val="24"/>
-                  <w:lang/>
                   <w14:ligatures w14:val="standardContextual"/>
                 </w:rPr>
               </w:pPr>
@@ -5659,7 +5900,6 @@
                     <w:kern w:val="2"/>
                     <w:sz w:val="24"/>
                     <w:szCs w:val="24"/>
-                    <w:lang/>
                     <w14:ligatures w14:val="standardContextual"/>
                   </w:rPr>
                   <w:tab/>
@@ -5724,7 +5964,6 @@
                   <w:kern w:val="2"/>
                   <w:sz w:val="24"/>
                   <w:szCs w:val="24"/>
-                  <w:lang/>
                   <w14:ligatures w14:val="standardContextual"/>
                 </w:rPr>
               </w:pPr>
@@ -5743,7 +5982,6 @@
                     <w:kern w:val="2"/>
                     <w:sz w:val="24"/>
                     <w:szCs w:val="24"/>
-                    <w:lang/>
                     <w14:ligatures w14:val="standardContextual"/>
                   </w:rPr>
                   <w:tab/>
@@ -5804,7 +6042,6 @@
                   <w:kern w:val="2"/>
                   <w:sz w:val="24"/>
                   <w:szCs w:val="24"/>
-                  <w:lang/>
                   <w14:ligatures w14:val="standardContextual"/>
                 </w:rPr>
               </w:pPr>
@@ -5820,7 +6057,6 @@
                     <w:kern w:val="2"/>
                     <w:sz w:val="24"/>
                     <w:szCs w:val="24"/>
-                    <w:lang/>
                     <w14:ligatures w14:val="standardContextual"/>
                   </w:rPr>
                   <w:tab/>
@@ -5881,7 +6117,6 @@
                   <w:kern w:val="2"/>
                   <w:sz w:val="24"/>
                   <w:szCs w:val="24"/>
-                  <w:lang/>
                   <w14:ligatures w14:val="standardContextual"/>
                 </w:rPr>
               </w:pPr>
@@ -5897,7 +6132,6 @@
                     <w:kern w:val="2"/>
                     <w:sz w:val="24"/>
                     <w:szCs w:val="24"/>
-                    <w:lang/>
                     <w14:ligatures w14:val="standardContextual"/>
                   </w:rPr>
                   <w:tab/>
@@ -6339,8 +6573,9 @@
           <w:sz w:val="16"/>
           <w:szCs w:val="16"/>
         </w:rPr>
-        <w:t>how can they be combined</w:t>
-      </w:r>
+        <w:t xml:space="preserve">how can they be </w:t>
+      </w:r>
+      <w:proofErr w:type="gramStart"/>
       <w:r>
         <w:rPr>
           <w:b/>
@@ -6351,7 +6586,7 @@
           <w:sz w:val="16"/>
           <w:szCs w:val="16"/>
         </w:rPr>
-        <w:t>,….</w:t>
+        <w:t>combined</w:t>
       </w:r>
       <w:r>
         <w:rPr>
@@ -6363,8 +6598,9 @@
           <w:sz w:val="16"/>
           <w:szCs w:val="16"/>
         </w:rPr>
-        <w:t>:</w:t>
-      </w:r>
+        <w:t>,…</w:t>
+      </w:r>
+      <w:proofErr w:type="gramEnd"/>
       <w:r>
         <w:rPr>
           <w:b/>
@@ -6375,7 +6611,7 @@
           <w:sz w:val="16"/>
           <w:szCs w:val="16"/>
         </w:rPr>
-        <w:t xml:space="preserve"> include a</w:t>
+        <w:t>.</w:t>
       </w:r>
       <w:r>
         <w:rPr>
@@ -6387,29 +6623,9 @@
           <w:sz w:val="16"/>
           <w:szCs w:val="16"/>
         </w:rPr>
-        <w:t xml:space="preserve"> link to the right SKU section in the service description</w:t>
-      </w:r>
-    </w:p>
-    <w:p>
-      <w:pPr>
-        <w:pStyle w:val="Heading3"/>
-        <w:rPr>
-          <w:sz w:val="22"/>
-          <w:szCs w:val="22"/>
-        </w:rPr>
-      </w:pPr>
-      <w:bookmarkStart w:id="7" w:name="_Toc188012054"/>
-      <w:r>
-        <w:rPr>
-          <w:sz w:val="22"/>
-          <w:szCs w:val="22"/>
-        </w:rPr>
-        <w:t>Other conditional solutions</w:t>
-      </w:r>
-      <w:bookmarkEnd w:id="7"/>
-    </w:p>
-    <w:p>
-      <w:pPr>
+        <w:t>:</w:t>
+      </w:r>
+      <w:r>
         <w:rPr>
           <w:b/>
           <w:bCs/>
@@ -6419,7 +6635,8 @@
           <w:sz w:val="16"/>
           <w:szCs w:val="16"/>
         </w:rPr>
-      </w:pPr>
+        <w:t xml:space="preserve"> include a</w:t>
+      </w:r>
       <w:r>
         <w:rPr>
           <w:b/>
@@ -6430,9 +6647,29 @@
           <w:sz w:val="16"/>
           <w:szCs w:val="16"/>
         </w:rPr>
-        <w:t xml:space="preserve">Other solutions/SKUs/packages that </w:t>
-      </w:r>
-      <w:r>
+        <w:t xml:space="preserve"> link to the right SKU section in the service description</w:t>
+      </w:r>
+    </w:p>
+    <w:p>
+      <w:pPr>
+        <w:pStyle w:val="Heading3"/>
+        <w:rPr>
+          <w:sz w:val="22"/>
+          <w:szCs w:val="22"/>
+        </w:rPr>
+      </w:pPr>
+      <w:bookmarkStart w:id="7" w:name="_Toc188012054"/>
+      <w:r>
+        <w:rPr>
+          <w:sz w:val="22"/>
+          <w:szCs w:val="22"/>
+        </w:rPr>
+        <w:t>Other conditional solutions</w:t>
+      </w:r>
+      <w:bookmarkEnd w:id="7"/>
+    </w:p>
+    <w:p>
+      <w:pPr>
         <w:rPr>
           <w:b/>
           <w:bCs/>
@@ -6442,8 +6679,7 @@
           <w:sz w:val="16"/>
           <w:szCs w:val="16"/>
         </w:rPr>
-        <w:t xml:space="preserve">are always sold together with this solution (e.g. service delivery manager not part of the </w:t>
-      </w:r>
+      </w:pPr>
       <w:r>
         <w:rPr>
           <w:b/>
@@ -6454,7 +6690,7 @@
           <w:sz w:val="16"/>
           <w:szCs w:val="16"/>
         </w:rPr>
-        <w:t xml:space="preserve">solution </w:t>
+        <w:t xml:space="preserve">Other solutions/SKUs/packages that </w:t>
       </w:r>
       <w:r>
         <w:rPr>
@@ -6466,6 +6702,30 @@
           <w:sz w:val="16"/>
           <w:szCs w:val="16"/>
         </w:rPr>
+        <w:t xml:space="preserve">are always sold together with this solution (e.g. service delivery manager not part of the </w:t>
+      </w:r>
+      <w:r>
+        <w:rPr>
+          <w:b/>
+          <w:bCs/>
+          <w:i/>
+          <w:iCs/>
+          <w:color w:val="A6A6A6" w:themeColor="background1" w:themeShade="A6"/>
+          <w:sz w:val="16"/>
+          <w:szCs w:val="16"/>
+        </w:rPr>
+        <w:t xml:space="preserve">solution </w:t>
+      </w:r>
+      <w:r>
+        <w:rPr>
+          <w:b/>
+          <w:bCs/>
+          <w:i/>
+          <w:iCs/>
+          <w:color w:val="A6A6A6" w:themeColor="background1" w:themeShade="A6"/>
+          <w:sz w:val="16"/>
+          <w:szCs w:val="16"/>
+        </w:rPr>
         <w:t xml:space="preserve">and should always be added) </w:t>
       </w:r>
     </w:p>
@@ -6931,7 +7191,31 @@
           <w:szCs w:val="16"/>
           <w:lang w:val="en-US"/>
         </w:rPr>
-        <w:t xml:space="preserve">What are the use-cases </w:t>
+        <w:t xml:space="preserve">What </w:t>
+      </w:r>
+      <w:proofErr w:type="gramStart"/>
+      <w:r>
+        <w:rPr>
+          <w:i/>
+          <w:iCs/>
+          <w:color w:val="C5C5C5" w:themeColor="accent3"/>
+          <w:sz w:val="16"/>
+          <w:szCs w:val="16"/>
+          <w:lang w:val="en-US"/>
+        </w:rPr>
+        <w:t>are</w:t>
+      </w:r>
+      <w:proofErr w:type="gramEnd"/>
+      <w:r>
+        <w:rPr>
+          <w:i/>
+          <w:iCs/>
+          <w:color w:val="C5C5C5" w:themeColor="accent3"/>
+          <w:sz w:val="16"/>
+          <w:szCs w:val="16"/>
+          <w:lang w:val="en-US"/>
+        </w:rPr>
+        <w:t xml:space="preserve"> the use-cases </w:t>
       </w:r>
       <w:r>
         <w:rPr>
@@ -7219,7 +7503,31 @@
           <w:szCs w:val="16"/>
           <w:lang w:val="en-US"/>
         </w:rPr>
-        <w:t xml:space="preserve"> in their business. Goal is not to provide a low level design. </w:t>
+        <w:t xml:space="preserve"> in their business. Goal is not to provide a </w:t>
+      </w:r>
+      <w:proofErr w:type="gramStart"/>
+      <w:r>
+        <w:rPr>
+          <w:i/>
+          <w:iCs/>
+          <w:color w:val="C5C5C5" w:themeColor="accent3"/>
+          <w:sz w:val="16"/>
+          <w:szCs w:val="16"/>
+          <w:lang w:val="en-US"/>
+        </w:rPr>
+        <w:t>low level</w:t>
+      </w:r>
+      <w:proofErr w:type="gramEnd"/>
+      <w:r>
+        <w:rPr>
+          <w:i/>
+          <w:iCs/>
+          <w:color w:val="C5C5C5" w:themeColor="accent3"/>
+          <w:sz w:val="16"/>
+          <w:szCs w:val="16"/>
+          <w:lang w:val="en-US"/>
+        </w:rPr>
+        <w:t xml:space="preserve"> design. </w:t>
       </w:r>
     </w:p>
     <w:p>
@@ -7534,8 +7842,9 @@
           <w:szCs w:val="16"/>
           <w:lang w:val="en-US"/>
         </w:rPr>
-        <w:t xml:space="preserve"> mitigation</w:t>
-      </w:r>
+        <w:t xml:space="preserve"> </w:t>
+      </w:r>
+      <w:proofErr w:type="gramStart"/>
       <w:r>
         <w:rPr>
           <w:b/>
@@ -7547,7 +7856,7 @@
           <w:szCs w:val="16"/>
           <w:lang w:val="en-US"/>
         </w:rPr>
-        <w:t xml:space="preserve">; </w:t>
+        <w:t>mitigation</w:t>
       </w:r>
       <w:r>
         <w:rPr>
@@ -7560,7 +7869,34 @@
           <w:szCs w:val="16"/>
           <w:lang w:val="en-US"/>
         </w:rPr>
-        <w:t xml:space="preserve"> Competitive advantage</w:t>
+        <w:t xml:space="preserve">; </w:t>
+      </w:r>
+      <w:r>
+        <w:rPr>
+          <w:b/>
+          <w:bCs/>
+          <w:i/>
+          <w:iCs/>
+          <w:color w:val="C5C5C5" w:themeColor="accent3"/>
+          <w:sz w:val="16"/>
+          <w:szCs w:val="16"/>
+          <w:lang w:val="en-US"/>
+        </w:rPr>
+        <w:t xml:space="preserve"> Competitive</w:t>
+      </w:r>
+      <w:proofErr w:type="gramEnd"/>
+      <w:r>
+        <w:rPr>
+          <w:b/>
+          <w:bCs/>
+          <w:i/>
+          <w:iCs/>
+          <w:color w:val="C5C5C5" w:themeColor="accent3"/>
+          <w:sz w:val="16"/>
+          <w:szCs w:val="16"/>
+          <w:lang w:val="en-US"/>
+        </w:rPr>
+        <w:t xml:space="preserve"> advantage</w:t>
       </w:r>
       <w:r>
         <w:rPr>
@@ -7802,7 +8138,31 @@
           <w:szCs w:val="16"/>
           <w:lang w:val="en-US"/>
         </w:rPr>
-        <w:t xml:space="preserve">    Unique features of your offering.</w:t>
+        <w:t xml:space="preserve">    Unique features of your </w:t>
+      </w:r>
+      <w:proofErr w:type="gramStart"/>
+      <w:r>
+        <w:rPr>
+          <w:i/>
+          <w:iCs/>
+          <w:color w:val="C5C5C5" w:themeColor="accent3"/>
+          <w:sz w:val="16"/>
+          <w:szCs w:val="16"/>
+          <w:lang w:val="en-US"/>
+        </w:rPr>
+        <w:t>offering</w:t>
+      </w:r>
+      <w:proofErr w:type="gramEnd"/>
+      <w:r>
+        <w:rPr>
+          <w:i/>
+          <w:iCs/>
+          <w:color w:val="C5C5C5" w:themeColor="accent3"/>
+          <w:sz w:val="16"/>
+          <w:szCs w:val="16"/>
+          <w:lang w:val="en-US"/>
+        </w:rPr>
+        <w:t>.</w:t>
       </w:r>
     </w:p>
     <w:p>
@@ -8384,8 +8744,9 @@
           <w:szCs w:val="16"/>
           <w:lang w:val="en-US"/>
         </w:rPr>
-        <w:t xml:space="preserve"> defined in the service description. </w:t>
-      </w:r>
+        <w:t xml:space="preserve"> defined in the </w:t>
+      </w:r>
+      <w:proofErr w:type="gramStart"/>
       <w:r>
         <w:rPr>
           <w:i/>
@@ -8395,8 +8756,9 @@
           <w:szCs w:val="16"/>
           <w:lang w:val="en-US"/>
         </w:rPr>
-        <w:t xml:space="preserve">These </w:t>
-      </w:r>
+        <w:t>service description</w:t>
+      </w:r>
+      <w:proofErr w:type="gramEnd"/>
       <w:r>
         <w:rPr>
           <w:i/>
@@ -8406,7 +8768,7 @@
           <w:szCs w:val="16"/>
           <w:lang w:val="en-US"/>
         </w:rPr>
-        <w:t>metrics</w:t>
+        <w:t xml:space="preserve">. </w:t>
       </w:r>
       <w:r>
         <w:rPr>
@@ -8417,7 +8779,7 @@
           <w:szCs w:val="16"/>
           <w:lang w:val="en-US"/>
         </w:rPr>
-        <w:t xml:space="preserve"> help set customer </w:t>
+        <w:t xml:space="preserve">These </w:t>
       </w:r>
       <w:r>
         <w:rPr>
@@ -8428,7 +8790,7 @@
           <w:szCs w:val="16"/>
           <w:lang w:val="en-US"/>
         </w:rPr>
-        <w:t xml:space="preserve">contract </w:t>
+        <w:t>metrics</w:t>
       </w:r>
       <w:r>
         <w:rPr>
@@ -8439,7 +8801,7 @@
           <w:szCs w:val="16"/>
           <w:lang w:val="en-US"/>
         </w:rPr>
-        <w:t>expectations about the service and are usually non-technical or lightly detailed.</w:t>
+        <w:t xml:space="preserve"> help set customer </w:t>
       </w:r>
       <w:r>
         <w:rPr>
@@ -8450,7 +8812,7 @@
           <w:szCs w:val="16"/>
           <w:lang w:val="en-US"/>
         </w:rPr>
-        <w:t xml:space="preserve"> Service description includes high-level </w:t>
+        <w:t xml:space="preserve">contract </w:t>
       </w:r>
       <w:r>
         <w:rPr>
@@ -8461,8 +8823,9 @@
           <w:szCs w:val="16"/>
           <w:lang w:val="en-US"/>
         </w:rPr>
-        <w:t>KPI’s</w:t>
-      </w:r>
+        <w:t xml:space="preserve">expectations </w:t>
+      </w:r>
+      <w:proofErr w:type="gramStart"/>
       <w:r>
         <w:rPr>
           <w:i/>
@@ -8472,8 +8835,9 @@
           <w:szCs w:val="16"/>
           <w:lang w:val="en-US"/>
         </w:rPr>
-        <w:t xml:space="preserve">: </w:t>
-      </w:r>
+        <w:t>about</w:t>
+      </w:r>
+      <w:proofErr w:type="gramEnd"/>
       <w:r>
         <w:rPr>
           <w:i/>
@@ -8483,7 +8847,7 @@
           <w:szCs w:val="16"/>
           <w:lang w:val="en-US"/>
         </w:rPr>
-        <w:t xml:space="preserve">used for </w:t>
+        <w:t xml:space="preserve"> the service and are usually non-technical or lightly detailed.</w:t>
       </w:r>
       <w:r>
         <w:rPr>
@@ -8494,11 +8858,9 @@
           <w:szCs w:val="16"/>
           <w:lang w:val="en-US"/>
         </w:rPr>
-        <w:t>a broad audience and to communicate essential expectations.</w:t>
-      </w:r>
-    </w:p>
-    <w:p>
-      <w:pPr>
+        <w:t xml:space="preserve"> Service description includes high-level </w:t>
+      </w:r>
+      <w:r>
         <w:rPr>
           <w:i/>
           <w:iCs/>
@@ -8507,7 +8869,8 @@
           <w:szCs w:val="16"/>
           <w:lang w:val="en-US"/>
         </w:rPr>
-      </w:pPr>
+        <w:t>KPI’s</w:t>
+      </w:r>
       <w:r>
         <w:rPr>
           <w:i/>
@@ -8517,7 +8880,7 @@
           <w:szCs w:val="16"/>
           <w:lang w:val="en-US"/>
         </w:rPr>
-        <w:t xml:space="preserve">Within this document more details are addressed like: </w:t>
+        <w:t xml:space="preserve">: </w:t>
       </w:r>
       <w:r>
         <w:rPr>
@@ -8528,7 +8891,7 @@
           <w:szCs w:val="16"/>
           <w:lang w:val="en-US"/>
         </w:rPr>
-        <w:t>monitoring mechanisms, escalation paths, and penalties/rewards for breaches</w:t>
+        <w:t xml:space="preserve">used for </w:t>
       </w:r>
       <w:r>
         <w:rPr>
@@ -8539,9 +8902,11 @@
           <w:szCs w:val="16"/>
           <w:lang w:val="en-US"/>
         </w:rPr>
-        <w:t xml:space="preserve">. </w:t>
-      </w:r>
-      <w:r>
+        <w:t>a broad audience and to communicate essential expectations.</w:t>
+      </w:r>
+    </w:p>
+    <w:p>
+      <w:pPr>
         <w:rPr>
           <w:i/>
           <w:iCs/>
@@ -8550,8 +8915,7 @@
           <w:szCs w:val="16"/>
           <w:lang w:val="en-US"/>
         </w:rPr>
-        <w:t>Include operational-level SLAs tied to specific parts of the solution, such as cloud infrastructure response times, data recovery objectives, or API performance</w:t>
-      </w:r>
+      </w:pPr>
       <w:r>
         <w:rPr>
           <w:i/>
@@ -8561,8 +8925,9 @@
           <w:szCs w:val="16"/>
           <w:lang w:val="en-US"/>
         </w:rPr>
-        <w:t xml:space="preserve">. Solution contains </w:t>
-      </w:r>
+        <w:t xml:space="preserve">Within this document more details are addressed </w:t>
+      </w:r>
+      <w:proofErr w:type="gramStart"/>
       <w:r>
         <w:rPr>
           <w:i/>
@@ -8572,8 +8937,9 @@
           <w:szCs w:val="16"/>
           <w:lang w:val="en-US"/>
         </w:rPr>
-        <w:t>precise technical, operational, and contractual commitments</w:t>
-      </w:r>
+        <w:t>like:</w:t>
+      </w:r>
+      <w:proofErr w:type="gramEnd"/>
       <w:r>
         <w:rPr>
           <w:i/>
@@ -8583,7 +8949,7 @@
           <w:szCs w:val="16"/>
           <w:lang w:val="en-US"/>
         </w:rPr>
-        <w:t xml:space="preserve"> making sure that </w:t>
+        <w:t xml:space="preserve"> </w:t>
       </w:r>
       <w:r>
         <w:rPr>
@@ -8594,7 +8960,121 @@
           <w:szCs w:val="16"/>
           <w:lang w:val="en-US"/>
         </w:rPr>
-        <w:t>IT teams, architects, and operational managers who need to understand the detailed commitments and how SLAs align with the technical design.</w:t>
+        <w:t>monitoring mechanisms, escalation paths, and penalties/rewards for breaches</w:t>
+      </w:r>
+      <w:r>
+        <w:rPr>
+          <w:i/>
+          <w:iCs/>
+          <w:color w:val="C5C5C5" w:themeColor="accent3"/>
+          <w:sz w:val="16"/>
+          <w:szCs w:val="16"/>
+          <w:lang w:val="en-US"/>
+        </w:rPr>
+        <w:t xml:space="preserve">. </w:t>
+      </w:r>
+      <w:r>
+        <w:rPr>
+          <w:i/>
+          <w:iCs/>
+          <w:color w:val="C5C5C5" w:themeColor="accent3"/>
+          <w:sz w:val="16"/>
+          <w:szCs w:val="16"/>
+          <w:lang w:val="en-US"/>
+        </w:rPr>
+        <w:t>Include operational-level SLAs tied to specific parts of the solution, such as cloud infrastructure response times, data recovery objectives, or API performance</w:t>
+      </w:r>
+      <w:r>
+        <w:rPr>
+          <w:i/>
+          <w:iCs/>
+          <w:color w:val="C5C5C5" w:themeColor="accent3"/>
+          <w:sz w:val="16"/>
+          <w:szCs w:val="16"/>
+          <w:lang w:val="en-US"/>
+        </w:rPr>
+        <w:t xml:space="preserve">. Solution contains </w:t>
+      </w:r>
+      <w:r>
+        <w:rPr>
+          <w:i/>
+          <w:iCs/>
+          <w:color w:val="C5C5C5" w:themeColor="accent3"/>
+          <w:sz w:val="16"/>
+          <w:szCs w:val="16"/>
+          <w:lang w:val="en-US"/>
+        </w:rPr>
+        <w:t>precise technical, operational, and contractual commitments</w:t>
+      </w:r>
+      <w:r>
+        <w:rPr>
+          <w:i/>
+          <w:iCs/>
+          <w:color w:val="C5C5C5" w:themeColor="accent3"/>
+          <w:sz w:val="16"/>
+          <w:szCs w:val="16"/>
+          <w:lang w:val="en-US"/>
+        </w:rPr>
+        <w:t xml:space="preserve"> making sure that </w:t>
+      </w:r>
+      <w:r>
+        <w:rPr>
+          <w:i/>
+          <w:iCs/>
+          <w:color w:val="C5C5C5" w:themeColor="accent3"/>
+          <w:sz w:val="16"/>
+          <w:szCs w:val="16"/>
+          <w:lang w:val="en-US"/>
+        </w:rPr>
+        <w:t xml:space="preserve">IT teams, architects, and operational </w:t>
+      </w:r>
+      <w:proofErr w:type="gramStart"/>
+      <w:r>
+        <w:rPr>
+          <w:i/>
+          <w:iCs/>
+          <w:color w:val="C5C5C5" w:themeColor="accent3"/>
+          <w:sz w:val="16"/>
+          <w:szCs w:val="16"/>
+          <w:lang w:val="en-US"/>
+        </w:rPr>
+        <w:t>managers who</w:t>
+      </w:r>
+      <w:proofErr w:type="gramEnd"/>
+      <w:r>
+        <w:rPr>
+          <w:i/>
+          <w:iCs/>
+          <w:color w:val="C5C5C5" w:themeColor="accent3"/>
+          <w:sz w:val="16"/>
+          <w:szCs w:val="16"/>
+          <w:lang w:val="en-US"/>
+        </w:rPr>
+        <w:t xml:space="preserve"> need to understand </w:t>
+      </w:r>
+      <w:proofErr w:type="gramStart"/>
+      <w:r>
+        <w:rPr>
+          <w:i/>
+          <w:iCs/>
+          <w:color w:val="C5C5C5" w:themeColor="accent3"/>
+          <w:sz w:val="16"/>
+          <w:szCs w:val="16"/>
+          <w:lang w:val="en-US"/>
+        </w:rPr>
+        <w:t>the detailed</w:t>
+      </w:r>
+      <w:proofErr w:type="gramEnd"/>
+      <w:r>
+        <w:rPr>
+          <w:i/>
+          <w:iCs/>
+          <w:color w:val="C5C5C5" w:themeColor="accent3"/>
+          <w:sz w:val="16"/>
+          <w:szCs w:val="16"/>
+          <w:lang w:val="en-US"/>
+        </w:rPr>
+        <w:t xml:space="preserve"> commitments and how SLAs align with the technical design.</w:t>
       </w:r>
     </w:p>
     <w:p>
@@ -8823,6 +9303,7 @@
         </w:rPr>
         <w:t xml:space="preserve">SLA </w:t>
       </w:r>
+      <w:proofErr w:type="gramStart"/>
       <w:r>
         <w:rPr>
           <w:b/>
@@ -8848,6 +9329,7 @@
         </w:rPr>
         <w:t>:</w:t>
       </w:r>
+      <w:proofErr w:type="gramEnd"/>
     </w:p>
     <w:p>
       <w:pPr>
@@ -9009,8 +9491,9 @@
           <w:szCs w:val="16"/>
           <w:lang w:val="en-US"/>
         </w:rPr>
-        <w:t xml:space="preserve"> When translating the costing input to a price, are there considerations to think on? </w:t>
-      </w:r>
+        <w:t xml:space="preserve"> When translating the costing input to a price, are there considerations to think </w:t>
+      </w:r>
+      <w:proofErr w:type="gramStart"/>
       <w:r>
         <w:rPr>
           <w:i/>
@@ -9020,11 +9503,10 @@
           <w:szCs w:val="16"/>
           <w:lang w:val="en-US"/>
         </w:rPr>
-        <w:t xml:space="preserve">What is the breakdown of the SKU? </w:t>
-      </w:r>
-    </w:p>
-    <w:p>
-      <w:pPr>
+        <w:t>on</w:t>
+      </w:r>
+      <w:proofErr w:type="gramEnd"/>
+      <w:r>
         <w:rPr>
           <w:i/>
           <w:iCs/>
@@ -9033,7 +9515,8 @@
           <w:szCs w:val="16"/>
           <w:lang w:val="en-US"/>
         </w:rPr>
-      </w:pPr>
+        <w:t xml:space="preserve">? </w:t>
+      </w:r>
       <w:r>
         <w:rPr>
           <w:i/>
@@ -9043,9 +9526,11 @@
           <w:szCs w:val="16"/>
           <w:lang w:val="en-US"/>
         </w:rPr>
-        <w:t>The price</w:t>
-      </w:r>
-      <w:r>
+        <w:t xml:space="preserve">What is the breakdown of the SKU? </w:t>
+      </w:r>
+    </w:p>
+    <w:p>
+      <w:pPr>
         <w:rPr>
           <w:i/>
           <w:iCs/>
@@ -9054,8 +9539,7 @@
           <w:szCs w:val="16"/>
           <w:lang w:val="en-US"/>
         </w:rPr>
-        <w:t xml:space="preserve"> of</w:t>
-      </w:r>
+      </w:pPr>
       <w:r>
         <w:rPr>
           <w:i/>
@@ -9065,7 +9549,7 @@
           <w:szCs w:val="16"/>
           <w:lang w:val="en-US"/>
         </w:rPr>
-        <w:t xml:space="preserve"> the SKU</w:t>
+        <w:t>The price</w:t>
       </w:r>
       <w:r>
         <w:rPr>
@@ -9076,7 +9560,7 @@
           <w:szCs w:val="16"/>
           <w:lang w:val="en-US"/>
         </w:rPr>
-        <w:t xml:space="preserve">, </w:t>
+        <w:t xml:space="preserve"> of</w:t>
       </w:r>
       <w:r>
         <w:rPr>
@@ -9087,7 +9571,53 @@
           <w:szCs w:val="16"/>
           <w:lang w:val="en-US"/>
         </w:rPr>
-        <w:t>documented in the service offering, will help to set the direction. But often both inputs need to come together into a RFP (</w:t>
+        <w:t xml:space="preserve"> the SKU</w:t>
+      </w:r>
+      <w:r>
+        <w:rPr>
+          <w:i/>
+          <w:iCs/>
+          <w:color w:val="A6A6A6" w:themeColor="background1" w:themeShade="A6"/>
+          <w:sz w:val="16"/>
+          <w:szCs w:val="16"/>
+          <w:lang w:val="en-US"/>
+        </w:rPr>
+        <w:t xml:space="preserve">, </w:t>
+      </w:r>
+      <w:r>
+        <w:rPr>
+          <w:i/>
+          <w:iCs/>
+          <w:color w:val="A6A6A6" w:themeColor="background1" w:themeShade="A6"/>
+          <w:sz w:val="16"/>
+          <w:szCs w:val="16"/>
+          <w:lang w:val="en-US"/>
+        </w:rPr>
+        <w:t xml:space="preserve">documented in the service offering, will help to set the direction. But often both inputs need to come together into </w:t>
+      </w:r>
+      <w:proofErr w:type="gramStart"/>
+      <w:r>
+        <w:rPr>
+          <w:i/>
+          <w:iCs/>
+          <w:color w:val="A6A6A6" w:themeColor="background1" w:themeShade="A6"/>
+          <w:sz w:val="16"/>
+          <w:szCs w:val="16"/>
+          <w:lang w:val="en-US"/>
+        </w:rPr>
+        <w:t>a</w:t>
+      </w:r>
+      <w:proofErr w:type="gramEnd"/>
+      <w:r>
+        <w:rPr>
+          <w:i/>
+          <w:iCs/>
+          <w:color w:val="A6A6A6" w:themeColor="background1" w:themeShade="A6"/>
+          <w:sz w:val="16"/>
+          <w:szCs w:val="16"/>
+          <w:lang w:val="en-US"/>
+        </w:rPr>
+        <w:t xml:space="preserve"> RFP (</w:t>
       </w:r>
       <w:proofErr w:type="spellStart"/>
       <w:r>
@@ -10111,7 +10641,6 @@
                               <w:dataBinding w:prefixMappings="xmlns:ns0='http://purl.org/dc/elements/1.1/' xmlns:ns1='http://schemas.openxmlformats.org/package/2006/metadata/core-properties' " w:xpath="/ns1:coreProperties[1]/ns0:title[1]" w:storeItemID="{6C3C8BC8-F283-45AE-878A-BAB7291924A1}"/>
                               <w:text/>
                             </w:sdtPr>
-                            <w:sdtEndPr/>
                             <w:sdtContent>
                               <w:r>
                                 <w:t>TMPL - Product Governance - Presales Guide &amp; Offer Material</w:t>
@@ -10161,7 +10690,6 @@
                         <w:dataBinding w:prefixMappings="xmlns:ns0='http://purl.org/dc/elements/1.1/' xmlns:ns1='http://schemas.openxmlformats.org/package/2006/metadata/core-properties' " w:xpath="/ns1:coreProperties[1]/ns0:title[1]" w:storeItemID="{6C3C8BC8-F283-45AE-878A-BAB7291924A1}"/>
                         <w:text/>
                       </w:sdtPr>
-                      <w:sdtEndPr/>
                       <w:sdtContent>
                         <w:r>
                           <w:t>TMPL - Product Governance - Presales Guide &amp; Offer Material</w:t>
@@ -10634,7 +11162,6 @@
                               <w:dataBinding w:prefixMappings="xmlns:ns0='http://purl.org/dc/elements/1.1/' xmlns:ns1='http://schemas.openxmlformats.org/package/2006/metadata/core-properties' " w:xpath="/ns1:coreProperties[1]/ns0:title[1]" w:storeItemID="{6C3C8BC8-F283-45AE-878A-BAB7291924A1}"/>
                               <w:text/>
                             </w:sdtPr>
-                            <w:sdtEndPr/>
                             <w:sdtContent>
                               <w:r>
                                 <w:t>TMPL - Product Governance - Presales Guide &amp; Offer Material</w:t>
@@ -10656,7 +11183,6 @@
                               <w:dataBinding w:prefixMappings="xmlns:ns0='http://purl.org/dc/elements/1.1/' xmlns:ns1='http://schemas.openxmlformats.org/package/2006/metadata/core-properties' " w:xpath="/ns1:coreProperties[1]/ns0:description[1]" w:storeItemID="{6C3C8BC8-F283-45AE-878A-BAB7291924A1}"/>
                               <w:text w:multiLine="1"/>
                             </w:sdtPr>
-                            <w:sdtEndPr/>
                             <w:sdtContent>
                               <w:r>
                                 <w:rPr>
@@ -10689,7 +11215,6 @@
                                 <w:calendar w:val="gregorian"/>
                               </w:date>
                             </w:sdtPr>
-                            <w:sdtEndPr/>
                             <w:sdtContent>
                               <w:r>
                                 <w:rPr>
@@ -10742,7 +11267,6 @@
                         <w:dataBinding w:prefixMappings="xmlns:ns0='http://purl.org/dc/elements/1.1/' xmlns:ns1='http://schemas.openxmlformats.org/package/2006/metadata/core-properties' " w:xpath="/ns1:coreProperties[1]/ns0:title[1]" w:storeItemID="{6C3C8BC8-F283-45AE-878A-BAB7291924A1}"/>
                         <w:text/>
                       </w:sdtPr>
-                      <w:sdtEndPr/>
                       <w:sdtContent>
                         <w:r>
                           <w:t>TMPL - Product Governance - Presales Guide &amp; Offer Material</w:t>
@@ -10764,7 +11288,6 @@
                         <w:dataBinding w:prefixMappings="xmlns:ns0='http://purl.org/dc/elements/1.1/' xmlns:ns1='http://schemas.openxmlformats.org/package/2006/metadata/core-properties' " w:xpath="/ns1:coreProperties[1]/ns0:description[1]" w:storeItemID="{6C3C8BC8-F283-45AE-878A-BAB7291924A1}"/>
                         <w:text w:multiLine="1"/>
                       </w:sdtPr>
-                      <w:sdtEndPr/>
                       <w:sdtContent>
                         <w:r>
                           <w:rPr>
@@ -10797,7 +11320,6 @@
                           <w:calendar w:val="gregorian"/>
                         </w:date>
                       </w:sdtPr>
-                      <w:sdtEndPr/>
                       <w:sdtContent>
                         <w:r>
                           <w:rPr>
@@ -11258,7 +11780,6 @@
         <w:dataBinding w:prefixMappings="xmlns:ns0='http://purl.org/dc/elements/1.1/' xmlns:ns1='http://schemas.openxmlformats.org/package/2006/metadata/core-properties' " w:xpath="/ns1:coreProperties[1]/ns0:subject[1]" w:storeItemID="{6C3C8BC8-F283-45AE-878A-BAB7291924A1}"/>
         <w:text/>
       </w:sdtPr>
-      <w:sdtEndPr/>
       <w:sdtContent>
         <w:r>
           <w:t>Presales guide &amp; offer material</w:t>
@@ -18684,7 +19205,6 @@
     <w:sig w:usb0="20000287" w:usb1="00000003" w:usb2="00000000" w:usb3="00000000" w:csb0="0000019F" w:csb1="00000000"/>
   </w:font>
   <w:font w:name="Yu Mincho">
-    <w:altName w:val="游明朝"/>
     <w:charset w:val="80"/>
     <w:family w:val="roman"/>
     <w:pitch w:val="variable"/>
@@ -18734,6 +19254,7 @@
     <w:rsid w:val="00772117"/>
     <w:rsid w:val="0085008E"/>
     <w:rsid w:val="008A7503"/>
+    <w:rsid w:val="008E08C1"/>
     <w:rsid w:val="00967F13"/>
     <w:rsid w:val="00B1388E"/>
     <w:rsid w:val="00B21311"/>
@@ -18741,6 +19262,7 @@
     <w:rsid w:val="00C80D28"/>
     <w:rsid w:val="00E27967"/>
     <w:rsid w:val="00E3419D"/>
+    <w:rsid w:val="00F54FD6"/>
     <w:rsid w:val="00FD127A"/>
   </w:rsids>
   <m:mathPr>
@@ -19505,14 +20027,6 @@
 </file>
 
 <file path=customXml/item2.xml><?xml version="1.0" encoding="utf-8"?>
-<p:properties xmlns:p="http://schemas.microsoft.com/office/2006/metadata/properties" xmlns:xsi="http://www.w3.org/2001/XMLSchema-instance" xmlns:pc="http://schemas.microsoft.com/office/infopath/2007/PartnerControls">
-  <documentManagement>
-    <_Flow_SignoffStatus xmlns="dfc00e16-9658-4d27-9d2a-da84bd898486" xsi:nil="true"/>
-  </documentManagement>
-</p:properties>
-</file>
-
-<file path=customXml/item3.xml><?xml version="1.0" encoding="utf-8"?>
 <ct:contentTypeSchema xmlns:ct="http://schemas.microsoft.com/office/2006/metadata/contentType" xmlns:ma="http://schemas.microsoft.com/office/2006/metadata/properties/metaAttributes" ct:_="" ma:_="" ma:contentTypeName="Document" ma:contentTypeID="0x01010015403A5AFFD688409C126DBA5429F643" ma:contentTypeVersion="10" ma:contentTypeDescription="Create a new document." ma:contentTypeScope="" ma:versionID="50737fc0b7d32c47d87c950e433e32c5">
   <xsd:schema xmlns:xsd="http://www.w3.org/2001/XMLSchema" xmlns:xs="http://www.w3.org/2001/XMLSchema" xmlns:p="http://schemas.microsoft.com/office/2006/metadata/properties" xmlns:ns2="dfc00e16-9658-4d27-9d2a-da84bd898486" targetNamespace="http://schemas.microsoft.com/office/2006/metadata/properties" ma:root="true" ma:fieldsID="34d379b7a7d54c536613062f8cc19749" ns2:_="">
     <xsd:import namespace="dfc00e16-9658-4d27-9d2a-da84bd898486"/>
@@ -19692,17 +20206,25 @@
 </ct:contentTypeSchema>
 </file>
 
+<file path=customXml/item3.xml><?xml version="1.0" encoding="utf-8"?>
+<p:properties xmlns:p="http://schemas.microsoft.com/office/2006/metadata/properties" xmlns:xsi="http://www.w3.org/2001/XMLSchema-instance" xmlns:pc="http://schemas.microsoft.com/office/infopath/2007/PartnerControls">
+  <documentManagement>
+    <_Flow_SignoffStatus xmlns="dfc00e16-9658-4d27-9d2a-da84bd898486" xsi:nil="true"/>
+  </documentManagement>
+</p:properties>
+</file>
+
 <file path=customXml/item4.xml><?xml version="1.0" encoding="utf-8"?>
+<b:Sources xmlns:b="http://schemas.openxmlformats.org/officeDocument/2006/bibliography" xmlns="http://schemas.openxmlformats.org/officeDocument/2006/bibliography" SelectedStyle="\APASixthEditionOfficeOnline.xsl" StyleName="APA" Version="6"/>
+</file>
+
+<file path=customXml/item5.xml><?xml version="1.0" encoding="utf-8"?>
 <?mso-contentType ?>
 <FormTemplates xmlns="http://schemas.microsoft.com/sharepoint/v3/contenttype/forms">
   <Display>DocumentLibraryForm</Display>
   <Edit>DocumentLibraryForm</Edit>
   <New>DocumentLibraryForm</New>
 </FormTemplates>
-</file>
-
-<file path=customXml/item5.xml><?xml version="1.0" encoding="utf-8"?>
-<b:Sources xmlns:b="http://schemas.openxmlformats.org/officeDocument/2006/bibliography" xmlns="http://schemas.openxmlformats.org/officeDocument/2006/bibliography" SelectedStyle="\APASixthEditionOfficeOnline.xsl" StyleName="APA" Version="6"/>
 </file>
 
 <file path=customXml/itemProps1.xml><?xml version="1.0" encoding="utf-8"?>
@@ -19714,16 +20236,6 @@
 </file>
 
 <file path=customXml/itemProps2.xml><?xml version="1.0" encoding="utf-8"?>
-<ds:datastoreItem xmlns:ds="http://schemas.openxmlformats.org/officeDocument/2006/customXml" ds:itemID="{73FAD4B9-C80D-4A25-821B-C48ACEB04304}">
-  <ds:schemaRefs>
-    <ds:schemaRef ds:uri="http://schemas.microsoft.com/office/2006/metadata/properties"/>
-    <ds:schemaRef ds:uri="http://schemas.microsoft.com/office/infopath/2007/PartnerControls"/>
-    <ds:schemaRef ds:uri="dfc00e16-9658-4d27-9d2a-da84bd898486"/>
-  </ds:schemaRefs>
-</ds:datastoreItem>
-</file>
-
-<file path=customXml/itemProps3.xml><?xml version="1.0" encoding="utf-8"?>
 <ds:datastoreItem xmlns:ds="http://schemas.openxmlformats.org/officeDocument/2006/customXml" ds:itemID="{6442B679-2C3C-43BD-A4BE-CEC8C747250B}">
   <ds:schemaRefs>
     <ds:schemaRef ds:uri="http://schemas.microsoft.com/office/2006/metadata/contentType"/>
@@ -19741,18 +20253,28 @@
 </ds:datastoreItem>
 </file>
 
+<file path=customXml/itemProps3.xml><?xml version="1.0" encoding="utf-8"?>
+<ds:datastoreItem xmlns:ds="http://schemas.openxmlformats.org/officeDocument/2006/customXml" ds:itemID="{73FAD4B9-C80D-4A25-821B-C48ACEB04304}">
+  <ds:schemaRefs>
+    <ds:schemaRef ds:uri="http://schemas.microsoft.com/office/2006/metadata/properties"/>
+    <ds:schemaRef ds:uri="http://schemas.microsoft.com/office/infopath/2007/PartnerControls"/>
+    <ds:schemaRef ds:uri="dfc00e16-9658-4d27-9d2a-da84bd898486"/>
+  </ds:schemaRefs>
+</ds:datastoreItem>
+</file>
+
 <file path=customXml/itemProps4.xml><?xml version="1.0" encoding="utf-8"?>
-<ds:datastoreItem xmlns:ds="http://schemas.openxmlformats.org/officeDocument/2006/customXml" ds:itemID="{F2E76DFE-F2D3-4045-A4F4-AE95BA1694C8}">
+<ds:datastoreItem xmlns:ds="http://schemas.openxmlformats.org/officeDocument/2006/customXml" ds:itemID="{90A6FCBF-4CB9-428A-B4F9-4893634572D1}">
   <ds:schemaRefs>
-    <ds:schemaRef ds:uri="http://schemas.microsoft.com/sharepoint/v3/contenttype/forms"/>
+    <ds:schemaRef ds:uri="http://schemas.openxmlformats.org/officeDocument/2006/bibliography"/>
   </ds:schemaRefs>
 </ds:datastoreItem>
 </file>
 
 <file path=customXml/itemProps5.xml><?xml version="1.0" encoding="utf-8"?>
-<ds:datastoreItem xmlns:ds="http://schemas.openxmlformats.org/officeDocument/2006/customXml" ds:itemID="{90A6FCBF-4CB9-428A-B4F9-4893634572D1}">
+<ds:datastoreItem xmlns:ds="http://schemas.openxmlformats.org/officeDocument/2006/customXml" ds:itemID="{F2E76DFE-F2D3-4045-A4F4-AE95BA1694C8}">
   <ds:schemaRefs>
-    <ds:schemaRef ds:uri="http://schemas.openxmlformats.org/officeDocument/2006/bibliography"/>
+    <ds:schemaRef ds:uri="http://schemas.microsoft.com/sharepoint/v3/contenttype/forms"/>
   </ds:schemaRefs>
 </ds:datastoreItem>
 </file>
